--- a/binder_source_ordered/115_S1_1.15_Governance_Change_Management_Adaptation_and_Institutional_Evolution.docx
+++ b/binder_source_ordered/115_S1_1.15_Governance_Change_Management_Adaptation_and_Institutional_Evolution.docx
@@ -6368,7 +6368,7 @@
                 <w:color w:val="2F3A4A"/>
                 <w:sz w:val="16"/>
               </w:rPr>
-              <w:t>Customer, investor, partner, public verification, or oversight statements reflect current governance reality.</w:t>
+              <w:t>Customer, investor, partner, public registry record, or oversight statements reflect current governance reality.</w:t>
             </w:r>
           </w:p>
         </w:tc>
@@ -6402,7 +6402,7 @@
                 <w:color w:val="2F3A4A"/>
                 <w:sz w:val="16"/>
               </w:rPr>
-              <w:t>External language reuses pre-change assurance statements.</w:t>
+              <w:t>External language reuses pre-change confidence statements.</w:t>
             </w:r>
           </w:p>
         </w:tc>
@@ -14917,7 +14917,7 @@
                 <w:color w:val="2F3A4A"/>
                 <w:sz w:val="16"/>
               </w:rPr>
-              <w:t>Internal governance relies on vendor output for material decision or assurance.</w:t>
+              <w:t>Internal governance relies on vendor output for material decision or confidence.</w:t>
             </w:r>
           </w:p>
         </w:tc>
@@ -15199,7 +15199,7 @@
                 <w:color w:val="2F3A4A"/>
                 <w:sz w:val="16"/>
               </w:rPr>
-              <w:t>Customer, partner, investor, public verification, or oversight materials require updated governance representation.</w:t>
+              <w:t>Customer, partner, investor, public registry record, or oversight materials require updated governance representation.</w:t>
             </w:r>
           </w:p>
         </w:tc>
